--- a/documentation/Informe_Proyecto_Sistema_Informes_UNU.docx
+++ b/documentation/Informe_Proyecto_Sistema_Informes_UNU.docx
@@ -3026,7 +3026,7 @@
         <w:rPr>
           <w:lang w:val="es-ES"/>
         </w:rPr>
-        <w:t>3</w:t>
+        <w:t>6</w:t>
       </w:r>
       <w:r>
         <w:rPr>
@@ -3038,7 +3038,7 @@
         <w:rPr>
           <w:lang w:val="es-ES"/>
         </w:rPr>
-        <w:t>1</w:t>
+        <w:t>media</w:t>
       </w:r>
       <w:r>
         <w:rPr>
@@ -3339,7 +3339,7 @@
               <w:t xml:space="preserve"> semanas (</w:t>
             </w:r>
             <w:r>
-              <w:t>3</w:t>
+              <w:t>6</w:t>
             </w:r>
             <w:r>
               <w:t xml:space="preserve"> sprints)</w:t>
@@ -4609,7 +4609,7 @@
         <w:rPr>
           <w:lang w:val="es-ES"/>
         </w:rPr>
-        <w:t>1</w:t>
+        <w:t>media</w:t>
       </w:r>
       <w:r>
         <w:rPr>
@@ -4635,7 +4635,7 @@
         <w:t xml:space="preserve">Total de sprints: </w:t>
       </w:r>
       <w:r>
-        <w:t>3</w:t>
+        <w:t>6</w:t>
       </w:r>
       <w:r>
         <w:t xml:space="preserve"> sprints (</w:t>
@@ -5271,7 +5271,7 @@
         <w:rPr>
           <w:lang w:val="es-ES"/>
         </w:rPr>
-        <w:t>2</w:t>
+        <w:t>0</w:t>
       </w:r>
       <w:r>
         <w:rPr>
@@ -7737,10 +7737,7 @@
         <w:jc w:val="both"/>
       </w:pPr>
       <w:r>
-        <w:t>Backend: endpoint like (insert en reaccion, update cantidad_reacciones)</w:t>
-      </w:r>
-      <w:r>
-        <w:t>.</w:t>
+        <w:t>Backend: endpoint like (insert en reaccion, update cantidad_reacciones).</w:t>
       </w:r>
     </w:p>
     <w:p>
@@ -9072,6 +9069,9 @@
       <w:pPr>
         <w:pStyle w:val="Ttulo2"/>
         <w:jc w:val="both"/>
+        <w:rPr>
+          <w:lang w:val="es-ES"/>
+        </w:rPr>
       </w:pPr>
       <w:bookmarkStart w:id="17" w:name="_Toc217099982"/>
       <w:r>
@@ -9099,14 +9099,23 @@
       <w:pPr>
         <w:pStyle w:val="Ttulo3"/>
         <w:jc w:val="both"/>
+        <w:rPr>
+          <w:lang w:val="es-ES"/>
+        </w:rPr>
       </w:pPr>
       <w:bookmarkStart w:id="18" w:name="_Toc217099983"/>
       <w:r>
+        <w:rPr>
+          <w:lang w:val="es-ES"/>
+        </w:rPr>
         <w:t xml:space="preserve">Sprint 1: </w:t>
       </w:r>
       <w:bookmarkEnd w:id="18"/>
       <w:r>
-        <w:t>Base + Registro + Pendientes</w:t>
+        <w:rPr>
+          <w:lang w:val="es-ES"/>
+        </w:rPr>
+        <w:t>Base de autenticación y control de roles</w:t>
       </w:r>
     </w:p>
     <w:p>
@@ -9133,13 +9142,7 @@
         <w:rPr>
           <w:lang w:val="es-ES"/>
         </w:rPr>
-        <w:t>Q</w:t>
-      </w:r>
-      <w:r>
-        <w:rPr>
-          <w:lang w:val="es-ES"/>
-        </w:rPr>
-        <w:t>ue el sistema ya “funcione” de punta a punta en lo básico: entrar y registrar, y</w:t>
+        <w:t>Habilitar el acceso seguro al sistema con roles</w:t>
       </w:r>
       <w:r>
         <w:rPr>
@@ -9151,7 +9154,7 @@
         <w:rPr>
           <w:lang w:val="es-ES"/>
         </w:rPr>
-        <w:t>que el admin vea lo que llegó</w:t>
+        <w:t>para iniciar el desarrollo sobre una base estable</w:t>
       </w:r>
     </w:p>
     <w:p>
@@ -9178,7 +9181,288 @@
         <w:rPr>
           <w:lang w:val="es-ES"/>
         </w:rPr>
-        <w:t>HU-01, HU-04, HU-0</w:t>
+        <w:t>HU-0</w:t>
+      </w:r>
+      <w:r>
+        <w:rPr>
+          <w:lang w:val="es-ES"/>
+        </w:rPr>
+        <w:t>1</w:t>
+      </w:r>
+    </w:p>
+    <w:p>
+      <w:pPr>
+        <w:pStyle w:val="Prrafodelista"/>
+        <w:numPr>
+          <w:ilvl w:val="0"/>
+          <w:numId w:val="2"/>
+        </w:numPr>
+        <w:jc w:val="both"/>
+      </w:pPr>
+      <w:r>
+        <w:rPr>
+          <w:b/>
+          <w:bCs/>
+        </w:rPr>
+        <w:t xml:space="preserve">Velocidad: </w:t>
+      </w:r>
+      <w:r>
+        <w:t>8</w:t>
+      </w:r>
+      <w:r>
+        <w:t xml:space="preserve"> puntos</w:t>
+      </w:r>
+    </w:p>
+    <w:p>
+      <w:pPr>
+        <w:pStyle w:val="Prrafodelista"/>
+        <w:numPr>
+          <w:ilvl w:val="0"/>
+          <w:numId w:val="2"/>
+        </w:numPr>
+        <w:jc w:val="both"/>
+        <w:rPr>
+          <w:lang w:val="es-ES"/>
+        </w:rPr>
+      </w:pPr>
+      <w:r>
+        <w:rPr>
+          <w:b/>
+          <w:bCs/>
+          <w:lang w:val="es-ES"/>
+        </w:rPr>
+        <w:t xml:space="preserve">Retrospectiva: </w:t>
+      </w:r>
+      <w:r>
+        <w:rPr>
+          <w:lang w:val="es-ES"/>
+        </w:rPr>
+        <w:t>Se ajustaron validaciones de login y se reforzó la protección de rutas por rol para evitar accesos no autorizados</w:t>
+      </w:r>
+    </w:p>
+    <w:p>
+      <w:pPr>
+        <w:pStyle w:val="Ttulo3"/>
+        <w:jc w:val="both"/>
+        <w:rPr>
+          <w:lang w:val="es-ES"/>
+        </w:rPr>
+      </w:pPr>
+      <w:bookmarkStart w:id="19" w:name="_Toc217099984"/>
+      <w:r>
+        <w:rPr>
+          <w:lang w:val="es-ES"/>
+        </w:rPr>
+        <w:t xml:space="preserve">Sprint 2: </w:t>
+      </w:r>
+      <w:bookmarkEnd w:id="19"/>
+      <w:r>
+        <w:rPr>
+          <w:lang w:val="es-ES"/>
+        </w:rPr>
+        <w:t>Registro de incidencias</w:t>
+      </w:r>
+      <w:r>
+        <w:rPr>
+          <w:lang w:val="es-ES"/>
+        </w:rPr>
+        <w:t xml:space="preserve"> </w:t>
+      </w:r>
+      <w:r>
+        <w:rPr>
+          <w:lang w:val="es-ES"/>
+        </w:rPr>
+        <w:t>+ ubicación</w:t>
+      </w:r>
+    </w:p>
+    <w:p>
+      <w:pPr>
+        <w:pStyle w:val="Prrafodelista"/>
+        <w:numPr>
+          <w:ilvl w:val="0"/>
+          <w:numId w:val="2"/>
+        </w:numPr>
+        <w:jc w:val="both"/>
+        <w:rPr>
+          <w:lang w:val="es-ES"/>
+        </w:rPr>
+      </w:pPr>
+      <w:r>
+        <w:rPr>
+          <w:b/>
+          <w:bCs/>
+          <w:lang w:val="es-ES"/>
+        </w:rPr>
+        <w:t xml:space="preserve">Objetivo: </w:t>
+      </w:r>
+      <w:r>
+        <w:rPr>
+          <w:lang w:val="es-ES"/>
+        </w:rPr>
+        <w:t>Permitir que el estudiante registre reportes con los datos mínimos, quedando en estado Pendiente, incluyendo selección de ubicación</w:t>
+      </w:r>
+    </w:p>
+    <w:p>
+      <w:pPr>
+        <w:pStyle w:val="Prrafodelista"/>
+        <w:numPr>
+          <w:ilvl w:val="0"/>
+          <w:numId w:val="2"/>
+        </w:numPr>
+        <w:jc w:val="both"/>
+        <w:rPr>
+          <w:lang w:val="es-ES"/>
+        </w:rPr>
+      </w:pPr>
+      <w:r>
+        <w:rPr>
+          <w:b/>
+          <w:bCs/>
+          <w:lang w:val="es-ES"/>
+        </w:rPr>
+        <w:t xml:space="preserve">Historias completadas: </w:t>
+      </w:r>
+      <w:r>
+        <w:rPr>
+          <w:lang w:val="es-ES"/>
+        </w:rPr>
+        <w:t>HU-0</w:t>
+      </w:r>
+      <w:r>
+        <w:rPr>
+          <w:lang w:val="es-ES"/>
+        </w:rPr>
+        <w:t>4</w:t>
+      </w:r>
+    </w:p>
+    <w:p>
+      <w:pPr>
+        <w:pStyle w:val="Prrafodelista"/>
+        <w:numPr>
+          <w:ilvl w:val="0"/>
+          <w:numId w:val="2"/>
+        </w:numPr>
+        <w:jc w:val="both"/>
+      </w:pPr>
+      <w:r>
+        <w:rPr>
+          <w:b/>
+          <w:bCs/>
+        </w:rPr>
+        <w:t xml:space="preserve">Velocidad: </w:t>
+      </w:r>
+      <w:r>
+        <w:t>1</w:t>
+      </w:r>
+      <w:r>
+        <w:t>3</w:t>
+      </w:r>
+      <w:r>
+        <w:t xml:space="preserve"> puntos</w:t>
+      </w:r>
+    </w:p>
+    <w:p>
+      <w:pPr>
+        <w:pStyle w:val="Prrafodelista"/>
+        <w:numPr>
+          <w:ilvl w:val="0"/>
+          <w:numId w:val="2"/>
+        </w:numPr>
+        <w:jc w:val="both"/>
+        <w:rPr>
+          <w:lang w:val="es-ES"/>
+        </w:rPr>
+      </w:pPr>
+      <w:r>
+        <w:rPr>
+          <w:b/>
+          <w:bCs/>
+          <w:lang w:val="es-ES"/>
+        </w:rPr>
+        <w:t xml:space="preserve">Retrospectiva: </w:t>
+      </w:r>
+      <w:r>
+        <w:rPr>
+          <w:lang w:val="es-ES"/>
+        </w:rPr>
+        <w:t>Se mejoró la validación del formulario (campos obligatorios e imagen) y se corrigieron detalles del componente de ubicación (mini mapa)</w:t>
+      </w:r>
+    </w:p>
+    <w:p>
+      <w:pPr>
+        <w:pStyle w:val="Ttulo3"/>
+        <w:jc w:val="both"/>
+        <w:rPr>
+          <w:lang w:val="es-ES"/>
+        </w:rPr>
+      </w:pPr>
+      <w:bookmarkStart w:id="20" w:name="_Toc217099985"/>
+      <w:r>
+        <w:rPr>
+          <w:lang w:val="es-ES"/>
+        </w:rPr>
+        <w:t xml:space="preserve">Sprint 3: </w:t>
+      </w:r>
+      <w:bookmarkEnd w:id="20"/>
+      <w:r>
+        <w:rPr>
+          <w:lang w:val="es-ES"/>
+        </w:rPr>
+        <w:t>Bandeja del Administrador para revisión de reportes</w:t>
+      </w:r>
+    </w:p>
+    <w:p>
+      <w:pPr>
+        <w:pStyle w:val="Prrafodelista"/>
+        <w:numPr>
+          <w:ilvl w:val="0"/>
+          <w:numId w:val="2"/>
+        </w:numPr>
+        <w:jc w:val="both"/>
+        <w:rPr>
+          <w:lang w:val="es-ES"/>
+        </w:rPr>
+      </w:pPr>
+      <w:r>
+        <w:rPr>
+          <w:b/>
+          <w:bCs/>
+          <w:lang w:val="es-ES"/>
+        </w:rPr>
+        <w:t xml:space="preserve">Objetivo: </w:t>
+      </w:r>
+      <w:r>
+        <w:rPr>
+          <w:lang w:val="es-ES"/>
+        </w:rPr>
+        <w:t>Dar al Administrador la capacidad de visualizar reportes por estado y revisar detalles para iniciar el flujo de moderación</w:t>
+      </w:r>
+    </w:p>
+    <w:p>
+      <w:pPr>
+        <w:pStyle w:val="Prrafodelista"/>
+        <w:numPr>
+          <w:ilvl w:val="0"/>
+          <w:numId w:val="2"/>
+        </w:numPr>
+        <w:jc w:val="both"/>
+        <w:rPr>
+          <w:lang w:val="es-ES"/>
+        </w:rPr>
+      </w:pPr>
+      <w:r>
+        <w:rPr>
+          <w:b/>
+          <w:bCs/>
+          <w:lang w:val="es-ES"/>
+        </w:rPr>
+        <w:t xml:space="preserve">Historias completadas: </w:t>
+      </w:r>
+      <w:r>
+        <w:rPr>
+          <w:lang w:val="es-ES"/>
+        </w:rPr>
+        <w:t>HU-0</w:t>
       </w:r>
       <w:r>
         <w:rPr>
@@ -9204,10 +9488,7 @@
         <w:t xml:space="preserve">Velocidad: </w:t>
       </w:r>
       <w:r>
-        <w:t>24</w:t>
-      </w:r>
-      <w:r>
-        <w:t xml:space="preserve"> puntos</w:t>
+        <w:t>3 puntos</w:t>
       </w:r>
     </w:p>
     <w:p>
@@ -9234,7 +9515,7 @@
         <w:rPr>
           <w:lang w:val="es-ES"/>
         </w:rPr>
-        <w:t>xxxxxxxxxxxxxxxxxxxxxxxxxxxxxx</w:t>
+        <w:t>Se ordenó el listado por estado y se optimizó la visualización del detalle (foto, tipo y ubicación) para una revisión más rápida</w:t>
       </w:r>
     </w:p>
     <w:p>
@@ -9245,19 +9526,23 @@
           <w:lang w:val="es-ES"/>
         </w:rPr>
       </w:pPr>
-      <w:bookmarkStart w:id="19" w:name="_Toc217099984"/>
-      <w:r>
-        <w:rPr>
-          <w:lang w:val="es-ES"/>
-        </w:rPr>
-        <w:t xml:space="preserve">Sprint 2: </w:t>
-      </w:r>
-      <w:bookmarkEnd w:id="19"/>
-      <w:r>
-        <w:rPr>
-          <w:lang w:val="es-ES"/>
-        </w:rPr>
-        <w:t>Moderación completa + Publicación</w:t>
+      <w:r>
+        <w:rPr>
+          <w:lang w:val="es-ES"/>
+        </w:rPr>
+        <w:t xml:space="preserve">Sprint </w:t>
+      </w:r>
+      <w:r>
+        <w:rPr>
+          <w:lang w:val="es-ES"/>
+        </w:rPr>
+        <w:t>4</w:t>
+      </w:r>
+      <w:r>
+        <w:rPr>
+          <w:lang w:val="es-ES"/>
+        </w:rPr>
+        <w:t xml:space="preserve">: </w:t>
       </w:r>
     </w:p>
     <w:p>
@@ -9284,13 +9569,7 @@
         <w:rPr>
           <w:lang w:val="es-ES"/>
         </w:rPr>
-        <w:t>E</w:t>
-      </w:r>
-      <w:r>
-        <w:rPr>
-          <w:lang w:val="es-ES"/>
-        </w:rPr>
-        <w:t>ue el admin pueda moderar bien y que lo aceptado se publique para estudiantes</w:t>
+        <w:t>Completar el proceso de moderación: el Administrador puede corregir datos del reporte y decidir su publicación o rechazo</w:t>
       </w:r>
     </w:p>
     <w:p>
@@ -9323,32 +9602,20 @@
         <w:rPr>
           <w:lang w:val="es-ES"/>
         </w:rPr>
+        <w:t xml:space="preserve">9, </w:t>
+      </w:r>
+      <w:r>
+        <w:rPr>
+          <w:lang w:val="es-ES"/>
+        </w:rPr>
+        <w:t>HU-0</w:t>
+      </w:r>
+      <w:r>
+        <w:rPr>
+          <w:lang w:val="es-ES"/>
+        </w:rPr>
         <w:t>8</w:t>
       </w:r>
-      <w:r>
-        <w:rPr>
-          <w:lang w:val="es-ES"/>
-        </w:rPr>
-        <w:t>, HU-0</w:t>
-      </w:r>
-      <w:r>
-        <w:rPr>
-          <w:lang w:val="es-ES"/>
-        </w:rPr>
-        <w:t>9</w:t>
-      </w:r>
-      <w:r>
-        <w:rPr>
-          <w:lang w:val="es-ES"/>
-        </w:rPr>
-        <w:t>, HU-0</w:t>
-      </w:r>
-      <w:r>
-        <w:rPr>
-          <w:lang w:val="es-ES"/>
-        </w:rPr>
-        <w:t>2</w:t>
-      </w:r>
     </w:p>
     <w:p>
       <w:pPr>
@@ -9367,13 +9634,103 @@
         <w:t xml:space="preserve">Velocidad: </w:t>
       </w:r>
       <w:r>
-        <w:t>1</w:t>
-      </w:r>
-      <w:r>
+        <w:t>10 puntos</w:t>
+      </w:r>
+    </w:p>
+    <w:p>
+      <w:pPr>
+        <w:pStyle w:val="Prrafodelista"/>
+        <w:numPr>
+          <w:ilvl w:val="0"/>
+          <w:numId w:val="2"/>
+        </w:numPr>
+        <w:jc w:val="both"/>
+        <w:rPr>
+          <w:lang w:val="es-ES"/>
+        </w:rPr>
+      </w:pPr>
+      <w:r>
+        <w:rPr>
+          <w:b/>
+          <w:bCs/>
+          <w:lang w:val="es-ES"/>
+        </w:rPr>
+        <w:t xml:space="preserve">Retrospectiva: </w:t>
+      </w:r>
+      <w:r>
+        <w:rPr>
+          <w:lang w:val="es-ES"/>
+        </w:rPr>
+        <w:t xml:space="preserve">Se definieron </w:t>
+      </w:r>
+      <w:r>
+        <w:rPr>
+          <w:lang w:val="es-ES"/>
+        </w:rPr>
+        <w:t>cambios</w:t>
+      </w:r>
+      <w:r>
+        <w:rPr>
+          <w:lang w:val="es-ES"/>
+        </w:rPr>
+        <w:t xml:space="preserve"> de estado claras</w:t>
+      </w:r>
+      <w:r>
+        <w:rPr>
+          <w:lang w:val="es-ES"/>
+        </w:rPr>
+        <w:t xml:space="preserve"> </w:t>
+      </w:r>
+      <w:r>
+        <w:rPr>
+          <w:lang w:val="es-ES"/>
+        </w:rPr>
+        <w:t>y se reforzó la validación para evitar ediciones fuera de Pendiente</w:t>
+      </w:r>
+    </w:p>
+    <w:p>
+      <w:pPr>
+        <w:pStyle w:val="Ttulo3"/>
+        <w:jc w:val="both"/>
+        <w:rPr>
+          <w:lang w:val="es-ES"/>
+        </w:rPr>
+      </w:pPr>
+      <w:r>
+        <w:rPr>
+          <w:lang w:val="es-ES"/>
+        </w:rPr>
+        <w:t xml:space="preserve">Sprint </w:t>
+      </w:r>
+      <w:r>
+        <w:rPr>
+          <w:lang w:val="es-ES"/>
+        </w:rPr>
         <w:t>5</w:t>
       </w:r>
       <w:r>
-        <w:t xml:space="preserve"> puntos</w:t>
+        <w:rPr>
+          <w:lang w:val="es-ES"/>
+        </w:rPr>
+        <w:t xml:space="preserve">: </w:t>
+      </w:r>
+      <w:r>
+        <w:rPr>
+          <w:lang w:val="es-ES"/>
+        </w:rPr>
+        <w:t>Publicación para estudiantes</w:t>
+      </w:r>
+      <w:r>
+        <w:rPr>
+          <w:lang w:val="es-ES"/>
+        </w:rPr>
+        <w:t xml:space="preserve"> </w:t>
+      </w:r>
+      <w:r>
+        <w:rPr>
+          <w:lang w:val="es-ES"/>
+        </w:rPr>
+        <w:t>+ cierre</w:t>
       </w:r>
     </w:p>
     <w:p>
@@ -9394,13 +9751,141 @@
           <w:bCs/>
           <w:lang w:val="es-ES"/>
         </w:rPr>
+        <w:t xml:space="preserve">Objetivo: </w:t>
+      </w:r>
+      <w:r>
+        <w:rPr>
+          <w:lang w:val="es-ES"/>
+        </w:rPr>
+        <w:t>Publicar reportes aceptados para estudiantes</w:t>
+      </w:r>
+      <w:r>
+        <w:rPr>
+          <w:lang w:val="es-ES"/>
+        </w:rPr>
+        <w:t xml:space="preserve"> </w:t>
+      </w:r>
+      <w:r>
+        <w:rPr>
+          <w:lang w:val="es-ES"/>
+        </w:rPr>
+        <w:t xml:space="preserve">y permitir al Administrador </w:t>
+      </w:r>
+      <w:r>
+        <w:rPr>
+          <w:lang w:val="es-ES"/>
+        </w:rPr>
+        <w:t>modificar a las</w:t>
+      </w:r>
+      <w:r>
+        <w:rPr>
+          <w:lang w:val="es-ES"/>
+        </w:rPr>
+        <w:t xml:space="preserve"> incidencias</w:t>
+      </w:r>
+      <w:r>
+        <w:rPr>
+          <w:lang w:val="es-ES"/>
+        </w:rPr>
+        <w:t xml:space="preserve"> como</w:t>
+      </w:r>
+      <w:r>
+        <w:rPr>
+          <w:lang w:val="es-ES"/>
+        </w:rPr>
+        <w:t xml:space="preserve"> resueltas</w:t>
+      </w:r>
+    </w:p>
+    <w:p>
+      <w:pPr>
+        <w:pStyle w:val="Prrafodelista"/>
+        <w:numPr>
+          <w:ilvl w:val="0"/>
+          <w:numId w:val="2"/>
+        </w:numPr>
+        <w:jc w:val="both"/>
+        <w:rPr>
+          <w:lang w:val="es-ES"/>
+        </w:rPr>
+      </w:pPr>
+      <w:r>
+        <w:rPr>
+          <w:b/>
+          <w:bCs/>
+          <w:lang w:val="es-ES"/>
+        </w:rPr>
+        <w:t xml:space="preserve">Historias completadas: </w:t>
+      </w:r>
+      <w:r>
+        <w:rPr>
+          <w:lang w:val="es-ES"/>
+        </w:rPr>
+        <w:t>HU-0</w:t>
+      </w:r>
+      <w:r>
+        <w:rPr>
+          <w:lang w:val="es-ES"/>
+        </w:rPr>
+        <w:t xml:space="preserve">2, </w:t>
+      </w:r>
+      <w:r>
+        <w:rPr>
+          <w:lang w:val="es-ES"/>
+        </w:rPr>
+        <w:t>HU-</w:t>
+      </w:r>
+      <w:r>
+        <w:rPr>
+          <w:lang w:val="es-ES"/>
+        </w:rPr>
+        <w:t>10</w:t>
+      </w:r>
+    </w:p>
+    <w:p>
+      <w:pPr>
+        <w:pStyle w:val="Prrafodelista"/>
+        <w:numPr>
+          <w:ilvl w:val="0"/>
+          <w:numId w:val="2"/>
+        </w:numPr>
+        <w:jc w:val="both"/>
+      </w:pPr>
+      <w:r>
+        <w:rPr>
+          <w:b/>
+          <w:bCs/>
+        </w:rPr>
+        <w:t xml:space="preserve">Velocidad: </w:t>
+      </w:r>
+      <w:r>
+        <w:t>10 puntos</w:t>
+      </w:r>
+    </w:p>
+    <w:p>
+      <w:pPr>
+        <w:pStyle w:val="Prrafodelista"/>
+        <w:numPr>
+          <w:ilvl w:val="0"/>
+          <w:numId w:val="2"/>
+        </w:numPr>
+        <w:jc w:val="both"/>
+        <w:rPr>
+          <w:lang w:val="es-ES"/>
+        </w:rPr>
+      </w:pPr>
+      <w:r>
+        <w:rPr>
+          <w:b/>
+          <w:bCs/>
+          <w:lang w:val="es-ES"/>
+        </w:rPr>
         <w:t xml:space="preserve">Retrospectiva: </w:t>
       </w:r>
       <w:r>
         <w:rPr>
           <w:lang w:val="es-ES"/>
         </w:rPr>
-        <w:t>xxxxxxxxxxxxxxxxxxxxxxxxxxxxxx</w:t>
+        <w:t>Se ajustó el filtrado para asegurar que solo se muestren reportes Aceptados</w:t>
       </w:r>
     </w:p>
     <w:p>
@@ -9411,19 +9896,29 @@
           <w:lang w:val="es-ES"/>
         </w:rPr>
       </w:pPr>
-      <w:bookmarkStart w:id="20" w:name="_Toc217099985"/>
-      <w:r>
-        <w:rPr>
-          <w:lang w:val="es-ES"/>
-        </w:rPr>
-        <w:t xml:space="preserve">Sprint 3: </w:t>
-      </w:r>
-      <w:bookmarkEnd w:id="20"/>
-      <w:r>
-        <w:rPr>
-          <w:lang w:val="es-ES"/>
-        </w:rPr>
-        <w:t>Interacción + Gestión del estudiante + Cierre</w:t>
+      <w:r>
+        <w:rPr>
+          <w:lang w:val="es-ES"/>
+        </w:rPr>
+        <w:t xml:space="preserve">Sprint </w:t>
+      </w:r>
+      <w:r>
+        <w:rPr>
+          <w:lang w:val="es-ES"/>
+        </w:rPr>
+        <w:t>6</w:t>
+      </w:r>
+      <w:r>
+        <w:rPr>
+          <w:lang w:val="es-ES"/>
+        </w:rPr>
+        <w:t xml:space="preserve">: </w:t>
+      </w:r>
+      <w:r>
+        <w:rPr>
+          <w:lang w:val="es-ES"/>
+        </w:rPr>
+        <w:t>Interacción y gestión del estudiante</w:t>
       </w:r>
     </w:p>
     <w:p>
@@ -9450,13 +9945,7 @@
         <w:rPr>
           <w:lang w:val="es-ES"/>
         </w:rPr>
-        <w:t>C</w:t>
-      </w:r>
-      <w:r>
-        <w:rPr>
-          <w:lang w:val="es-ES"/>
-        </w:rPr>
-        <w:t>ompletar lo que el usuario realmente usa a diario: likes, ranking, editar pendientes y cerrar incidencias resueltas</w:t>
+        <w:t>Completar el valor final: interacción con likes, ranking por reacciones y edición de reportes pendientes por el estudiante</w:t>
       </w:r>
     </w:p>
     <w:p>
@@ -9483,55 +9972,7 @@
         <w:rPr>
           <w:lang w:val="es-ES"/>
         </w:rPr>
-        <w:t>HU-0</w:t>
-      </w:r>
-      <w:r>
-        <w:rPr>
-          <w:lang w:val="es-ES"/>
-        </w:rPr>
-        <w:t>5</w:t>
-      </w:r>
-      <w:r>
-        <w:rPr>
-          <w:lang w:val="es-ES"/>
-        </w:rPr>
-        <w:t>, HU-0</w:t>
-      </w:r>
-      <w:r>
-        <w:rPr>
-          <w:lang w:val="es-ES"/>
-        </w:rPr>
-        <w:t>3</w:t>
-      </w:r>
-      <w:r>
-        <w:rPr>
-          <w:lang w:val="es-ES"/>
-        </w:rPr>
-        <w:t>, HU-0</w:t>
-      </w:r>
-      <w:r>
-        <w:rPr>
-          <w:lang w:val="es-ES"/>
-        </w:rPr>
-        <w:t>6</w:t>
-      </w:r>
-      <w:r>
-        <w:rPr>
-          <w:lang w:val="es-ES"/>
-        </w:rPr>
-        <w:t>, HU-</w:t>
-      </w:r>
-      <w:r>
-        <w:rPr>
-          <w:lang w:val="es-ES"/>
-        </w:rPr>
-        <w:t>1</w:t>
-      </w:r>
-      <w:r>
-        <w:rPr>
-          <w:lang w:val="es-ES"/>
-        </w:rPr>
-        <w:t>0</w:t>
+        <w:t>HU-05, HU-03, HU-06</w:t>
       </w:r>
     </w:p>
     <w:p>
@@ -9551,10 +9992,7 @@
         <w:t xml:space="preserve">Velocidad: </w:t>
       </w:r>
       <w:r>
-        <w:t>2</w:t>
-      </w:r>
-      <w:r>
-        <w:t>3 puntos</w:t>
+        <w:t>18 puntos</w:t>
       </w:r>
     </w:p>
     <w:p>
@@ -9581,216 +10019,8 @@
         <w:rPr>
           <w:lang w:val="es-ES"/>
         </w:rPr>
-        <w:t>xxxxxxxxxxxxxxxxxxxxxxxxxxxxxx</w:t>
-      </w:r>
-    </w:p>
-    <w:p>
-      <w:pPr>
-        <w:jc w:val="both"/>
-        <w:rPr>
-          <w:lang w:val="es-ES"/>
-        </w:rPr>
-      </w:pPr>
-    </w:p>
-    <w:p>
-      <w:pPr>
-        <w:jc w:val="both"/>
-        <w:rPr>
-          <w:lang w:val="es-ES"/>
-        </w:rPr>
-      </w:pPr>
-    </w:p>
-    <w:p>
-      <w:pPr>
-        <w:jc w:val="both"/>
-        <w:rPr>
-          <w:lang w:val="es-ES"/>
-        </w:rPr>
-      </w:pPr>
-    </w:p>
-    <w:p>
-      <w:pPr>
-        <w:jc w:val="both"/>
-        <w:rPr>
-          <w:lang w:val="es-ES"/>
-        </w:rPr>
-      </w:pPr>
-    </w:p>
-    <w:p>
-      <w:pPr>
-        <w:jc w:val="both"/>
-        <w:rPr>
-          <w:lang w:val="es-ES"/>
-        </w:rPr>
-      </w:pPr>
-    </w:p>
-    <w:p>
-      <w:pPr>
-        <w:jc w:val="both"/>
-        <w:rPr>
-          <w:lang w:val="es-ES"/>
-        </w:rPr>
-      </w:pPr>
-    </w:p>
-    <w:p>
-      <w:pPr>
-        <w:jc w:val="both"/>
-        <w:rPr>
-          <w:lang w:val="es-ES"/>
-        </w:rPr>
-      </w:pPr>
-    </w:p>
-    <w:p>
-      <w:pPr>
-        <w:jc w:val="both"/>
-        <w:rPr>
-          <w:lang w:val="es-ES"/>
-        </w:rPr>
-      </w:pPr>
-    </w:p>
-    <w:p>
-      <w:pPr>
-        <w:jc w:val="both"/>
-        <w:rPr>
-          <w:lang w:val="es-ES"/>
-        </w:rPr>
-      </w:pPr>
-    </w:p>
-    <w:p>
-      <w:pPr>
-        <w:jc w:val="both"/>
-        <w:rPr>
-          <w:lang w:val="es-ES"/>
-        </w:rPr>
-      </w:pPr>
-    </w:p>
-    <w:p>
-      <w:pPr>
-        <w:jc w:val="both"/>
-        <w:rPr>
-          <w:lang w:val="es-ES"/>
-        </w:rPr>
-      </w:pPr>
-    </w:p>
-    <w:p>
-      <w:pPr>
-        <w:jc w:val="both"/>
-        <w:rPr>
-          <w:lang w:val="es-ES"/>
-        </w:rPr>
-      </w:pPr>
-    </w:p>
-    <w:p>
-      <w:pPr>
-        <w:jc w:val="both"/>
-        <w:rPr>
-          <w:lang w:val="es-ES"/>
-        </w:rPr>
-      </w:pPr>
-    </w:p>
-    <w:p>
-      <w:pPr>
-        <w:jc w:val="both"/>
-        <w:rPr>
-          <w:lang w:val="es-ES"/>
-        </w:rPr>
-      </w:pPr>
-    </w:p>
-    <w:p>
-      <w:pPr>
-        <w:jc w:val="both"/>
-        <w:rPr>
-          <w:lang w:val="es-ES"/>
-        </w:rPr>
-      </w:pPr>
-    </w:p>
-    <w:p>
-      <w:pPr>
-        <w:jc w:val="both"/>
-        <w:rPr>
-          <w:lang w:val="es-ES"/>
-        </w:rPr>
-      </w:pPr>
-    </w:p>
-    <w:p>
-      <w:pPr>
-        <w:jc w:val="both"/>
-        <w:rPr>
-          <w:lang w:val="es-ES"/>
-        </w:rPr>
-      </w:pPr>
-    </w:p>
-    <w:p>
-      <w:pPr>
-        <w:jc w:val="both"/>
-        <w:rPr>
-          <w:lang w:val="es-ES"/>
-        </w:rPr>
-      </w:pPr>
-    </w:p>
-    <w:p>
-      <w:pPr>
-        <w:jc w:val="both"/>
-        <w:rPr>
-          <w:lang w:val="es-ES"/>
-        </w:rPr>
-      </w:pPr>
-    </w:p>
-    <w:p>
-      <w:pPr>
-        <w:jc w:val="both"/>
-        <w:rPr>
-          <w:lang w:val="es-ES"/>
-        </w:rPr>
-      </w:pPr>
-    </w:p>
-    <w:p>
-      <w:pPr>
-        <w:jc w:val="both"/>
-        <w:rPr>
-          <w:lang w:val="es-ES"/>
-        </w:rPr>
-      </w:pPr>
-    </w:p>
-    <w:p>
-      <w:pPr>
-        <w:jc w:val="both"/>
-        <w:rPr>
-          <w:lang w:val="es-ES"/>
-        </w:rPr>
-      </w:pPr>
-    </w:p>
-    <w:p>
-      <w:pPr>
-        <w:jc w:val="both"/>
-        <w:rPr>
-          <w:lang w:val="es-ES"/>
-        </w:rPr>
-      </w:pPr>
-    </w:p>
-    <w:p>
-      <w:pPr>
-        <w:jc w:val="both"/>
-        <w:rPr>
-          <w:lang w:val="es-ES"/>
-        </w:rPr>
-      </w:pPr>
-    </w:p>
-    <w:p>
-      <w:pPr>
-        <w:jc w:val="both"/>
-        <w:rPr>
-          <w:lang w:val="es-ES"/>
-        </w:rPr>
-      </w:pPr>
-    </w:p>
-    <w:p>
-      <w:pPr>
-        <w:jc w:val="both"/>
-        <w:rPr>
-          <w:lang w:val="es-ES"/>
-        </w:rPr>
-      </w:pPr>
+        <w:t>Se reforzó la regla de control de likes (evitar duplicados/toggle) y se mejoró la usabilidad en “Mis reportes” para editar solo los pendientes</w:t>
+      </w:r>
     </w:p>
     <w:p>
       <w:pPr>
@@ -10852,13 +11082,13 @@
           </w:tcPr>
           <w:p>
             <w:pPr>
+              <w:tabs>
+                <w:tab w:val="center" w:pos="951"/>
+              </w:tabs>
               <w:jc w:val="both"/>
             </w:pPr>
             <w:r>
-              <w:t>2</w:t>
-            </w:r>
-            <w:r>
-              <w:t>4</w:t>
+              <w:t>8</w:t>
             </w:r>
           </w:p>
         </w:tc>
@@ -10897,10 +11127,6 @@
               <w:jc w:val="both"/>
             </w:pPr>
             <w:r>
-              <w:rPr>
-                <w:b/>
-                <w:bCs/>
-              </w:rPr>
               <w:t>0%</w:t>
             </w:r>
           </w:p>
@@ -10943,10 +11169,7 @@
               <w:jc w:val="both"/>
             </w:pPr>
             <w:r>
-              <w:t>1</w:t>
-            </w:r>
-            <w:r>
-              <w:t>5</w:t>
+              <w:t>13</w:t>
             </w:r>
           </w:p>
         </w:tc>
@@ -10986,10 +11209,6 @@
               <w:jc w:val="both"/>
             </w:pPr>
             <w:r>
-              <w:rPr>
-                <w:b/>
-                <w:bCs/>
-              </w:rPr>
               <w:t>0%</w:t>
             </w:r>
           </w:p>
@@ -11030,7 +11249,7 @@
               <w:jc w:val="both"/>
             </w:pPr>
             <w:r>
-              <w:t>23</w:t>
+              <w:t>3</w:t>
             </w:r>
           </w:p>
         </w:tc>
@@ -11069,10 +11288,7 @@
               <w:jc w:val="both"/>
             </w:pPr>
             <w:r>
-              <w:t>0</w:t>
-            </w:r>
-            <w:r>
-              <w:t>%</w:t>
+              <w:t>0%</w:t>
             </w:r>
           </w:p>
         </w:tc>
@@ -11087,13 +11303,250 @@
               <w:bottom w:val="single" w:sz="1" w:space="0" w:color="CCCCCC"/>
               <w:right w:val="single" w:sz="1" w:space="0" w:color="CCCCCC"/>
             </w:tcBorders>
-            <w:shd w:val="clear" w:color="auto" w:fill="1F4788"/>
           </w:tcPr>
           <w:p>
             <w:pPr>
               <w:jc w:val="both"/>
             </w:pPr>
             <w:r>
+              <w:t>Sprint 4</w:t>
+            </w:r>
+          </w:p>
+        </w:tc>
+        <w:tc>
+          <w:tcPr>
+            <w:tcW w:w="2263" w:type="dxa"/>
+            <w:tcBorders>
+              <w:top w:val="single" w:sz="1" w:space="0" w:color="CCCCCC"/>
+              <w:left w:val="single" w:sz="1" w:space="0" w:color="CCCCCC"/>
+              <w:bottom w:val="single" w:sz="1" w:space="0" w:color="CCCCCC"/>
+              <w:right w:val="single" w:sz="1" w:space="0" w:color="CCCCCC"/>
+            </w:tcBorders>
+          </w:tcPr>
+          <w:p>
+            <w:pPr>
+              <w:jc w:val="both"/>
+            </w:pPr>
+            <w:r>
+              <w:t>10</w:t>
+            </w:r>
+          </w:p>
+        </w:tc>
+        <w:tc>
+          <w:tcPr>
+            <w:tcW w:w="2272" w:type="dxa"/>
+            <w:tcBorders>
+              <w:top w:val="single" w:sz="1" w:space="0" w:color="CCCCCC"/>
+              <w:left w:val="single" w:sz="1" w:space="0" w:color="CCCCCC"/>
+              <w:bottom w:val="single" w:sz="1" w:space="0" w:color="CCCCCC"/>
+              <w:right w:val="single" w:sz="1" w:space="0" w:color="CCCCCC"/>
+            </w:tcBorders>
+          </w:tcPr>
+          <w:p>
+            <w:pPr>
+              <w:jc w:val="both"/>
+            </w:pPr>
+            <w:r>
+              <w:t>0</w:t>
+            </w:r>
+          </w:p>
+        </w:tc>
+        <w:tc>
+          <w:tcPr>
+            <w:tcW w:w="2261" w:type="dxa"/>
+            <w:tcBorders>
+              <w:top w:val="single" w:sz="1" w:space="0" w:color="CCCCCC"/>
+              <w:left w:val="single" w:sz="1" w:space="0" w:color="CCCCCC"/>
+              <w:bottom w:val="single" w:sz="1" w:space="0" w:color="CCCCCC"/>
+              <w:right w:val="single" w:sz="1" w:space="0" w:color="CCCCCC"/>
+            </w:tcBorders>
+            <w:shd w:val="clear" w:color="auto" w:fill="FFE699"/>
+          </w:tcPr>
+          <w:p>
+            <w:pPr>
+              <w:jc w:val="both"/>
+            </w:pPr>
+            <w:r>
+              <w:t>0%</w:t>
+            </w:r>
+          </w:p>
+        </w:tc>
+      </w:tr>
+      <w:tr>
+        <w:tc>
+          <w:tcPr>
+            <w:tcW w:w="2228" w:type="dxa"/>
+            <w:tcBorders>
+              <w:top w:val="single" w:sz="1" w:space="0" w:color="CCCCCC"/>
+              <w:left w:val="single" w:sz="1" w:space="0" w:color="CCCCCC"/>
+              <w:bottom w:val="single" w:sz="1" w:space="0" w:color="CCCCCC"/>
+              <w:right w:val="single" w:sz="1" w:space="0" w:color="CCCCCC"/>
+            </w:tcBorders>
+          </w:tcPr>
+          <w:p>
+            <w:pPr>
+              <w:jc w:val="both"/>
+            </w:pPr>
+            <w:r>
+              <w:t>Sprint 5</w:t>
+            </w:r>
+          </w:p>
+        </w:tc>
+        <w:tc>
+          <w:tcPr>
+            <w:tcW w:w="2263" w:type="dxa"/>
+            <w:tcBorders>
+              <w:top w:val="single" w:sz="1" w:space="0" w:color="CCCCCC"/>
+              <w:left w:val="single" w:sz="1" w:space="0" w:color="CCCCCC"/>
+              <w:bottom w:val="single" w:sz="1" w:space="0" w:color="CCCCCC"/>
+              <w:right w:val="single" w:sz="1" w:space="0" w:color="CCCCCC"/>
+            </w:tcBorders>
+          </w:tcPr>
+          <w:p>
+            <w:pPr>
+              <w:jc w:val="both"/>
+            </w:pPr>
+            <w:r>
+              <w:t>10</w:t>
+            </w:r>
+          </w:p>
+        </w:tc>
+        <w:tc>
+          <w:tcPr>
+            <w:tcW w:w="2272" w:type="dxa"/>
+            <w:tcBorders>
+              <w:top w:val="single" w:sz="1" w:space="0" w:color="CCCCCC"/>
+              <w:left w:val="single" w:sz="1" w:space="0" w:color="CCCCCC"/>
+              <w:bottom w:val="single" w:sz="1" w:space="0" w:color="CCCCCC"/>
+              <w:right w:val="single" w:sz="1" w:space="0" w:color="CCCCCC"/>
+            </w:tcBorders>
+          </w:tcPr>
+          <w:p>
+            <w:pPr>
+              <w:jc w:val="both"/>
+            </w:pPr>
+            <w:r>
+              <w:t>0</w:t>
+            </w:r>
+          </w:p>
+        </w:tc>
+        <w:tc>
+          <w:tcPr>
+            <w:tcW w:w="2261" w:type="dxa"/>
+            <w:tcBorders>
+              <w:top w:val="single" w:sz="1" w:space="0" w:color="CCCCCC"/>
+              <w:left w:val="single" w:sz="1" w:space="0" w:color="CCCCCC"/>
+              <w:bottom w:val="single" w:sz="1" w:space="0" w:color="CCCCCC"/>
+              <w:right w:val="single" w:sz="1" w:space="0" w:color="CCCCCC"/>
+            </w:tcBorders>
+            <w:shd w:val="clear" w:color="auto" w:fill="FFE699"/>
+          </w:tcPr>
+          <w:p>
+            <w:pPr>
+              <w:jc w:val="both"/>
+            </w:pPr>
+            <w:r>
+              <w:t>0%</w:t>
+            </w:r>
+          </w:p>
+        </w:tc>
+      </w:tr>
+      <w:tr>
+        <w:tc>
+          <w:tcPr>
+            <w:tcW w:w="2228" w:type="dxa"/>
+            <w:tcBorders>
+              <w:top w:val="single" w:sz="1" w:space="0" w:color="CCCCCC"/>
+              <w:left w:val="single" w:sz="1" w:space="0" w:color="CCCCCC"/>
+              <w:bottom w:val="single" w:sz="1" w:space="0" w:color="CCCCCC"/>
+              <w:right w:val="single" w:sz="1" w:space="0" w:color="CCCCCC"/>
+            </w:tcBorders>
+          </w:tcPr>
+          <w:p>
+            <w:pPr>
+              <w:jc w:val="both"/>
+            </w:pPr>
+            <w:r>
+              <w:t>Sprint 6</w:t>
+            </w:r>
+          </w:p>
+        </w:tc>
+        <w:tc>
+          <w:tcPr>
+            <w:tcW w:w="2263" w:type="dxa"/>
+            <w:tcBorders>
+              <w:top w:val="single" w:sz="1" w:space="0" w:color="CCCCCC"/>
+              <w:left w:val="single" w:sz="1" w:space="0" w:color="CCCCCC"/>
+              <w:bottom w:val="single" w:sz="1" w:space="0" w:color="CCCCCC"/>
+              <w:right w:val="single" w:sz="1" w:space="0" w:color="CCCCCC"/>
+            </w:tcBorders>
+          </w:tcPr>
+          <w:p>
+            <w:pPr>
+              <w:jc w:val="both"/>
+            </w:pPr>
+            <w:r>
+              <w:t>18</w:t>
+            </w:r>
+          </w:p>
+        </w:tc>
+        <w:tc>
+          <w:tcPr>
+            <w:tcW w:w="2272" w:type="dxa"/>
+            <w:tcBorders>
+              <w:top w:val="single" w:sz="1" w:space="0" w:color="CCCCCC"/>
+              <w:left w:val="single" w:sz="1" w:space="0" w:color="CCCCCC"/>
+              <w:bottom w:val="single" w:sz="1" w:space="0" w:color="CCCCCC"/>
+              <w:right w:val="single" w:sz="1" w:space="0" w:color="CCCCCC"/>
+            </w:tcBorders>
+          </w:tcPr>
+          <w:p>
+            <w:pPr>
+              <w:jc w:val="both"/>
+            </w:pPr>
+            <w:r>
+              <w:t>0</w:t>
+            </w:r>
+          </w:p>
+        </w:tc>
+        <w:tc>
+          <w:tcPr>
+            <w:tcW w:w="2261" w:type="dxa"/>
+            <w:tcBorders>
+              <w:top w:val="single" w:sz="1" w:space="0" w:color="CCCCCC"/>
+              <w:left w:val="single" w:sz="1" w:space="0" w:color="CCCCCC"/>
+              <w:bottom w:val="single" w:sz="1" w:space="0" w:color="CCCCCC"/>
+              <w:right w:val="single" w:sz="1" w:space="0" w:color="CCCCCC"/>
+            </w:tcBorders>
+            <w:shd w:val="clear" w:color="auto" w:fill="FFE699"/>
+          </w:tcPr>
+          <w:p>
+            <w:pPr>
+              <w:jc w:val="both"/>
+            </w:pPr>
+            <w:r>
+              <w:t>0%</w:t>
+            </w:r>
+          </w:p>
+        </w:tc>
+      </w:tr>
+      <w:tr>
+        <w:tc>
+          <w:tcPr>
+            <w:tcW w:w="2228" w:type="dxa"/>
+            <w:tcBorders>
+              <w:top w:val="single" w:sz="1" w:space="0" w:color="CCCCCC"/>
+              <w:left w:val="single" w:sz="1" w:space="0" w:color="CCCCCC"/>
+              <w:bottom w:val="single" w:sz="1" w:space="0" w:color="CCCCCC"/>
+              <w:right w:val="single" w:sz="1" w:space="0" w:color="CCCCCC"/>
+            </w:tcBorders>
+            <w:shd w:val="clear" w:color="auto" w:fill="1F4788"/>
+          </w:tcPr>
+          <w:p>
+            <w:pPr>
+              <w:jc w:val="both"/>
+            </w:pPr>
+            <w:r>
               <w:rPr>
                 <w:b/>
                 <w:bCs/>
@@ -11124,21 +11577,38 @@
                 <w:bCs/>
                 <w:color w:val="FFFFFF"/>
               </w:rPr>
-              <w:t>6</w:t>
-            </w:r>
+              <w:t>62</w:t>
+            </w:r>
+          </w:p>
+        </w:tc>
+        <w:tc>
+          <w:tcPr>
+            <w:tcW w:w="2272" w:type="dxa"/>
+            <w:tcBorders>
+              <w:top w:val="single" w:sz="1" w:space="0" w:color="CCCCCC"/>
+              <w:left w:val="single" w:sz="1" w:space="0" w:color="CCCCCC"/>
+              <w:bottom w:val="single" w:sz="1" w:space="0" w:color="CCCCCC"/>
+              <w:right w:val="single" w:sz="1" w:space="0" w:color="CCCCCC"/>
+            </w:tcBorders>
+            <w:shd w:val="clear" w:color="auto" w:fill="1F4788"/>
+          </w:tcPr>
+          <w:p>
+            <w:pPr>
+              <w:jc w:val="both"/>
+            </w:pPr>
             <w:r>
               <w:rPr>
                 <w:b/>
                 <w:bCs/>
                 <w:color w:val="FFFFFF"/>
               </w:rPr>
-              <w:t>2</w:t>
-            </w:r>
-          </w:p>
-        </w:tc>
-        <w:tc>
-          <w:tcPr>
-            <w:tcW w:w="2272" w:type="dxa"/>
+              <w:t>0</w:t>
+            </w:r>
+          </w:p>
+        </w:tc>
+        <w:tc>
+          <w:tcPr>
+            <w:tcW w:w="2261" w:type="dxa"/>
             <w:tcBorders>
               <w:top w:val="single" w:sz="1" w:space="0" w:color="CCCCCC"/>
               <w:left w:val="single" w:sz="1" w:space="0" w:color="CCCCCC"/>
@@ -11157,40 +11627,7 @@
                 <w:bCs/>
                 <w:color w:val="FFFFFF"/>
               </w:rPr>
-              <w:t>0</w:t>
-            </w:r>
-          </w:p>
-        </w:tc>
-        <w:tc>
-          <w:tcPr>
-            <w:tcW w:w="2261" w:type="dxa"/>
-            <w:tcBorders>
-              <w:top w:val="single" w:sz="1" w:space="0" w:color="CCCCCC"/>
-              <w:left w:val="single" w:sz="1" w:space="0" w:color="CCCCCC"/>
-              <w:bottom w:val="single" w:sz="1" w:space="0" w:color="CCCCCC"/>
-              <w:right w:val="single" w:sz="1" w:space="0" w:color="CCCCCC"/>
-            </w:tcBorders>
-            <w:shd w:val="clear" w:color="auto" w:fill="1F4788"/>
-          </w:tcPr>
-          <w:p>
-            <w:pPr>
-              <w:jc w:val="both"/>
-            </w:pPr>
-            <w:r>
-              <w:rPr>
-                <w:b/>
-                <w:bCs/>
-                <w:color w:val="FFFFFF"/>
-              </w:rPr>
-              <w:t>0</w:t>
-            </w:r>
-            <w:r>
-              <w:rPr>
-                <w:b/>
-                <w:bCs/>
-                <w:color w:val="FFFFFF"/>
-              </w:rPr>
-              <w:t>%</w:t>
+              <w:t>0%</w:t>
             </w:r>
           </w:p>
         </w:tc>
@@ -14723,6 +15160,7 @@
   <w:style w:type="character" w:default="1" w:styleId="Fuentedeprrafopredeter">
     <w:name w:val="Default Paragraph Font"/>
     <w:uiPriority w:val="1"/>
+    <w:semiHidden/>
     <w:unhideWhenUsed/>
   </w:style>
   <w:style w:type="table" w:default="1" w:styleId="Tablanormal">

--- a/documentation/Informe_Proyecto_Sistema_Informes_UNU.docx
+++ b/documentation/Informe_Proyecto_Sistema_Informes_UNU.docx
@@ -5966,7 +5966,7 @@
               </w:rPr>
             </w:pPr>
             <w:r>
-              <w:t>Media</w:t>
+              <w:t>Medi</w:t>
             </w:r>
           </w:p>
         </w:tc>
@@ -9523,6 +9523,7 @@
         <w:pStyle w:val="Ttulo3"/>
         <w:jc w:val="both"/>
         <w:rPr>
+          <w:u w:val="single"/>
           <w:lang w:val="es-ES"/>
         </w:rPr>
       </w:pPr>
@@ -9543,6 +9544,30 @@
           <w:lang w:val="es-ES"/>
         </w:rPr>
         <w:t xml:space="preserve">: </w:t>
+      </w:r>
+      <w:r>
+        <w:rPr>
+          <w:lang w:val="es-ES"/>
+        </w:rPr>
+        <w:t>Administración</w:t>
+      </w:r>
+      <w:r>
+        <w:rPr>
+          <w:lang w:val="es-ES"/>
+        </w:rPr>
+        <w:t xml:space="preserve"> de </w:t>
+      </w:r>
+      <w:r>
+        <w:rPr>
+          <w:lang w:val="es-ES"/>
+        </w:rPr>
+        <w:t>r</w:t>
+      </w:r>
+      <w:r>
+        <w:rPr>
+          <w:lang w:val="es-ES"/>
+        </w:rPr>
+        <w:t>eportes</w:t>
       </w:r>
     </w:p>
     <w:p>
